--- a/zht/docx/113.content.docx
+++ b/zht/docx/113.content.docx
@@ -150,26 +150,6 @@
           <w:lang w:val="zh_TW" w:bidi="zh_TW"/>
         </w:rPr>
         <w:t>zhu</w:t>
-      </w:r>
-      <w:r>
-        <w:rPr>
-          <w:lang w:val="zh_TW" w:bidi="zh_TW"/>
-        </w:rPr>
-      </w:r>
-    </w:p>
-    <w:p>
-      <w:pPr/>
-      <w:r>
-        <w:rPr>
-          <w:lang w:val="zh_TW" w:bidi="zh_TW"/>
-        </w:rPr>
-      </w:r>
-      <w:r>
-        <w:rPr>
-          <w:i/>
-          <w:lang w:val="zh_TW" w:bidi="zh_TW"/>
-        </w:rPr>
-        <w:t>祝福</w:t>
       </w:r>
       <w:r>
         <w:rPr>

--- a/zht/docx/113.content.docx
+++ b/zht/docx/113.content.docx
@@ -19,7 +19,7 @@
         <w:rPr>
           <w:lang w:val="zh_TW" w:bidi="zh_TW"/>
         </w:rPr>
-        <w:t>Resource: Study Notes - Themes (Tyndale)</w:t>
+        <w:t>Resource: Tyndale Open Study Notes</w:t>
       </w:r>
       <w:r>
         <w:rPr>
@@ -112,7 +112,7 @@
         <w:rPr>
           <w:lang w:val="zh_TW" w:bidi="zh_TW"/>
         </w:rPr>
-        <w:t>Study Notes - Themes (Tyndale)</w:t>
+        <w:t>Tyndale Open Study Notes</w:t>
       </w:r>
     </w:p>
     <w:p>

--- a/zht/docx/113.content.docx
+++ b/zht/docx/113.content.docx
@@ -19,7 +19,7 @@
         <w:rPr>
           <w:lang w:val="zh_TW" w:bidi="zh_TW"/>
         </w:rPr>
-        <w:t>Resource: Tyndale Open Study Notes</w:t>
+        <w:t>Resource: Aquifer Open Study Notes (Themes)</w:t>
       </w:r>
       <w:r>
         <w:rPr>
@@ -112,7 +112,7 @@
         <w:rPr>
           <w:lang w:val="zh_TW" w:bidi="zh_TW"/>
         </w:rPr>
-        <w:t>Tyndale Open Study Notes</w:t>
+        <w:t>Aquifer Open Study Notes (Themes)</w:t>
       </w:r>
     </w:p>
     <w:p>

--- a/zht/docx/113.content.docx
+++ b/zht/docx/113.content.docx
@@ -233,66 +233,42 @@
         </w:rPr>
         <w:t>在族長雅各臨終前，他為自己的眾子和約瑟的兩個兒子祝福（</w:t>
       </w:r>
-      <w:hyperlink r:id="rId13">
-        <w:r>
-          <w:rPr>
-            <w:lang w:val="zh_TW" w:bidi="zh_TW"/>
-          </w:rPr>
-          <w:rPr>
-            <w:color w:val="0000EE"/>
-            <w:u w:val="single"/>
-          </w:rPr>
-          <w:t>創49:1–28，</w:t>
-        </w:r>
-      </w:hyperlink>
-      <w:hyperlink r:id="rId14">
-        <w:r>
-          <w:rPr>
-            <w:lang w:val="zh_TW" w:bidi="zh_TW"/>
-          </w:rPr>
-          <w:rPr>
-            <w:color w:val="0000EE"/>
-            <w:u w:val="single"/>
-          </w:rPr>
-          <w:t>48:3–20</w:t>
-        </w:r>
-      </w:hyperlink>
+      <w:r>
+        <w:rPr>
+          <w:lang w:val="zh_TW" w:bidi="zh_TW"/>
+        </w:rPr>
+        <w:t>創49:1–28，</w:t>
+      </w:r>
+      <w:r>
+        <w:rPr>
+          <w:lang w:val="zh_TW" w:bidi="zh_TW"/>
+        </w:rPr>
+        <w:t>48:3–20</w:t>
+      </w:r>
       <w:r>
         <w:rPr>
           <w:lang w:val="zh_TW" w:bidi="zh_TW"/>
         </w:rPr>
         <w:t>），正如他的父親以撒曾為他祝福一樣（</w:t>
       </w:r>
-      <w:hyperlink r:id="rId15">
-        <w:r>
-          <w:rPr>
-            <w:lang w:val="zh_TW" w:bidi="zh_TW"/>
-          </w:rPr>
-          <w:rPr>
-            <w:color w:val="0000EE"/>
-            <w:u w:val="single"/>
-          </w:rPr>
-          <w:t>27:27–29</w:t>
-        </w:r>
-      </w:hyperlink>
+      <w:r>
+        <w:rPr>
+          <w:lang w:val="zh_TW" w:bidi="zh_TW"/>
+        </w:rPr>
+        <w:t>27:27–29</w:t>
+      </w:r>
       <w:r>
         <w:rPr>
           <w:lang w:val="zh_TW" w:bidi="zh_TW"/>
         </w:rPr>
         <w:t>）。祝福能賦予、改善生命，並使生命更豐盛；反之，咒詛則使生命受損（</w:t>
       </w:r>
-      <w:hyperlink r:id="rId16">
-        <w:r>
-          <w:rPr>
-            <w:lang w:val="zh_TW" w:bidi="zh_TW"/>
-          </w:rPr>
-          <w:rPr>
-            <w:color w:val="0000EE"/>
-            <w:u w:val="single"/>
-          </w:rPr>
-          <w:t>利26:14–39</w:t>
-        </w:r>
-      </w:hyperlink>
+      <w:r>
+        <w:rPr>
+          <w:lang w:val="zh_TW" w:bidi="zh_TW"/>
+        </w:rPr>
+        <w:t>利26:14–39</w:t>
+      </w:r>
       <w:r>
         <w:rPr>
           <w:lang w:val="zh_TW" w:bidi="zh_TW"/>
@@ -313,36 +289,24 @@
         </w:rPr>
         <w:t>在立約的關係中，祝福是不可或缺的，因為祝福能指引並激勵人遵行約中的誡命（</w:t>
       </w:r>
-      <w:hyperlink r:id="rId17">
-        <w:r>
-          <w:rPr>
-            <w:lang w:val="zh_TW" w:bidi="zh_TW"/>
-          </w:rPr>
-          <w:rPr>
-            <w:color w:val="0000EE"/>
-            <w:u w:val="single"/>
-          </w:rPr>
-          <w:t>利26:3–13</w:t>
-        </w:r>
-      </w:hyperlink>
+      <w:r>
+        <w:rPr>
+          <w:lang w:val="zh_TW" w:bidi="zh_TW"/>
+        </w:rPr>
+        <w:t>利26:3–13</w:t>
+      </w:r>
       <w:r>
         <w:rPr>
           <w:lang w:val="zh_TW" w:bidi="zh_TW"/>
         </w:rPr>
         <w:t>）。順服會帶來祝福，悖逆則招致咒詛（見</w:t>
       </w:r>
-      <w:hyperlink r:id="rId18">
-        <w:r>
-          <w:rPr>
-            <w:lang w:val="zh_TW" w:bidi="zh_TW"/>
-          </w:rPr>
-          <w:rPr>
-            <w:color w:val="0000EE"/>
-            <w:u w:val="single"/>
-          </w:rPr>
-          <w:t>申28</w:t>
-        </w:r>
-      </w:hyperlink>
+      <w:r>
+        <w:rPr>
+          <w:lang w:val="zh_TW" w:bidi="zh_TW"/>
+        </w:rPr>
+        <w:t>申28</w:t>
+      </w:r>
       <w:r>
         <w:rPr>
           <w:lang w:val="zh_TW" w:bidi="zh_TW"/>
@@ -363,204 +327,126 @@
         </w:rPr>
         <w:t>祝福的首個領域是創造。神是創造主，祂將祝福賜給動物與人類（</w:t>
       </w:r>
-      <w:hyperlink r:id="rId19">
-        <w:r>
-          <w:rPr>
-            <w:lang w:val="zh_TW" w:bidi="zh_TW"/>
-          </w:rPr>
-          <w:rPr>
-            <w:color w:val="0000EE"/>
-            <w:u w:val="single"/>
-          </w:rPr>
-          <w:t>創1:22，</w:t>
-        </w:r>
-      </w:hyperlink>
-      <w:hyperlink r:id="rId20">
-        <w:r>
-          <w:rPr>
-            <w:lang w:val="zh_TW" w:bidi="zh_TW"/>
-          </w:rPr>
-          <w:rPr>
-            <w:color w:val="0000EE"/>
-            <w:u w:val="single"/>
-          </w:rPr>
-          <w:t>1:28</w:t>
-        </w:r>
-      </w:hyperlink>
+      <w:r>
+        <w:rPr>
+          <w:lang w:val="zh_TW" w:bidi="zh_TW"/>
+        </w:rPr>
+        <w:t>創1:22，</w:t>
+      </w:r>
+      <w:r>
+        <w:rPr>
+          <w:lang w:val="zh_TW" w:bidi="zh_TW"/>
+        </w:rPr>
+        <w:t>1:28</w:t>
+      </w:r>
       <w:r>
         <w:rPr>
           <w:lang w:val="zh_TW" w:bidi="zh_TW"/>
         </w:rPr>
         <w:t>；見</w:t>
       </w:r>
-      <w:hyperlink r:id="rId21">
-        <w:r>
-          <w:rPr>
-            <w:lang w:val="zh_TW" w:bidi="zh_TW"/>
-          </w:rPr>
-          <w:rPr>
-            <w:color w:val="0000EE"/>
-            <w:u w:val="single"/>
-          </w:rPr>
-          <w:t>詩104篇，</w:t>
-        </w:r>
-      </w:hyperlink>
-      <w:hyperlink r:id="rId22">
-        <w:r>
-          <w:rPr>
-            <w:lang w:val="zh_TW" w:bidi="zh_TW"/>
-          </w:rPr>
-          <w:rPr>
-            <w:color w:val="0000EE"/>
-            <w:u w:val="single"/>
-          </w:rPr>
-          <w:t>128:3–4</w:t>
-        </w:r>
-      </w:hyperlink>
+      <w:r>
+        <w:rPr>
+          <w:lang w:val="zh_TW" w:bidi="zh_TW"/>
+        </w:rPr>
+        <w:t>詩104篇，</w:t>
+      </w:r>
+      <w:r>
+        <w:rPr>
+          <w:lang w:val="zh_TW" w:bidi="zh_TW"/>
+        </w:rPr>
+        <w:t>128:3–4</w:t>
+      </w:r>
       <w:r>
         <w:rPr>
           <w:lang w:val="zh_TW" w:bidi="zh_TW"/>
         </w:rPr>
         <w:t>）。神也使用人來賜下祂的祝福。神揀選亞伯拉罕，使萬國因他得福（</w:t>
       </w:r>
-      <w:hyperlink r:id="rId23">
-        <w:r>
-          <w:rPr>
-            <w:lang w:val="zh_TW" w:bidi="zh_TW"/>
-          </w:rPr>
-          <w:rPr>
-            <w:color w:val="0000EE"/>
-            <w:u w:val="single"/>
-          </w:rPr>
-          <w:t>創12:2–3</w:t>
-        </w:r>
-      </w:hyperlink>
+      <w:r>
+        <w:rPr>
+          <w:lang w:val="zh_TW" w:bidi="zh_TW"/>
+        </w:rPr>
+        <w:t>創12:2–3</w:t>
+      </w:r>
       <w:r>
         <w:rPr>
           <w:lang w:val="zh_TW" w:bidi="zh_TW"/>
         </w:rPr>
         <w:t>）。神藉著祝福來扶持並潔淨家庭、政權與宗教體系（</w:t>
       </w:r>
-      <w:hyperlink r:id="rId15">
-        <w:r>
-          <w:rPr>
-            <w:lang w:val="zh_TW" w:bidi="zh_TW"/>
-          </w:rPr>
-          <w:rPr>
-            <w:color w:val="0000EE"/>
-            <w:u w:val="single"/>
-          </w:rPr>
-          <w:t>27:27–29，</w:t>
-        </w:r>
-      </w:hyperlink>
-      <w:hyperlink r:id="rId24">
-        <w:r>
-          <w:rPr>
-            <w:lang w:val="zh_TW" w:bidi="zh_TW"/>
-          </w:rPr>
-          <w:rPr>
-            <w:color w:val="0000EE"/>
-            <w:u w:val="single"/>
-          </w:rPr>
-          <w:t>14:19</w:t>
-        </w:r>
-      </w:hyperlink>
+      <w:r>
+        <w:rPr>
+          <w:lang w:val="zh_TW" w:bidi="zh_TW"/>
+        </w:rPr>
+        <w:t>27:27–29，</w:t>
+      </w:r>
+      <w:r>
+        <w:rPr>
+          <w:lang w:val="zh_TW" w:bidi="zh_TW"/>
+        </w:rPr>
+        <w:t>14:19</w:t>
+      </w:r>
       <w:r>
         <w:rPr>
           <w:lang w:val="zh_TW" w:bidi="zh_TW"/>
         </w:rPr>
         <w:t>；</w:t>
       </w:r>
-      <w:hyperlink r:id="rId25">
-        <w:r>
-          <w:rPr>
-            <w:lang w:val="zh_TW" w:bidi="zh_TW"/>
-          </w:rPr>
-          <w:rPr>
-            <w:color w:val="0000EE"/>
-            <w:u w:val="single"/>
-          </w:rPr>
-          <w:t>王上8:14、</w:t>
-        </w:r>
-      </w:hyperlink>
-      <w:hyperlink r:id="rId26">
-        <w:r>
-          <w:rPr>
-            <w:lang w:val="zh_TW" w:bidi="zh_TW"/>
-          </w:rPr>
-          <w:rPr>
-            <w:color w:val="0000EE"/>
-            <w:u w:val="single"/>
-          </w:rPr>
-          <w:t>52、</w:t>
-        </w:r>
-      </w:hyperlink>
-      <w:hyperlink r:id="rId27">
-        <w:r>
-          <w:rPr>
-            <w:lang w:val="zh_TW" w:bidi="zh_TW"/>
-          </w:rPr>
-          <w:rPr>
-            <w:color w:val="0000EE"/>
-            <w:u w:val="single"/>
-          </w:rPr>
-          <w:t>66</w:t>
-        </w:r>
-      </w:hyperlink>
+      <w:r>
+        <w:rPr>
+          <w:lang w:val="zh_TW" w:bidi="zh_TW"/>
+        </w:rPr>
+        <w:t>王上8:14、</w:t>
+      </w:r>
+      <w:r>
+        <w:rPr>
+          <w:lang w:val="zh_TW" w:bidi="zh_TW"/>
+        </w:rPr>
+        <w:t>52、</w:t>
+      </w:r>
+      <w:r>
+        <w:rPr>
+          <w:lang w:val="zh_TW" w:bidi="zh_TW"/>
+        </w:rPr>
+        <w:t>66</w:t>
+      </w:r>
       <w:r>
         <w:rPr>
           <w:lang w:val="zh_TW" w:bidi="zh_TW"/>
         </w:rPr>
         <w:t>；</w:t>
       </w:r>
-      <w:hyperlink r:id="rId28">
-        <w:r>
-          <w:rPr>
-            <w:lang w:val="zh_TW" w:bidi="zh_TW"/>
-          </w:rPr>
-          <w:rPr>
-            <w:color w:val="0000EE"/>
-            <w:u w:val="single"/>
-          </w:rPr>
-          <w:t>利9:22</w:t>
-        </w:r>
-      </w:hyperlink>
+      <w:r>
+        <w:rPr>
+          <w:lang w:val="zh_TW" w:bidi="zh_TW"/>
+        </w:rPr>
+        <w:t>利9:22</w:t>
+      </w:r>
       <w:r>
         <w:rPr>
           <w:lang w:val="zh_TW" w:bidi="zh_TW"/>
         </w:rPr>
         <w:t>）。以色列的祭司則將神的祝福傳給以色列百姓（</w:t>
       </w:r>
-      <w:hyperlink r:id="rId29">
-        <w:r>
-          <w:rPr>
-            <w:lang w:val="zh_TW" w:bidi="zh_TW"/>
-          </w:rPr>
-          <w:rPr>
-            <w:color w:val="0000EE"/>
-            <w:u w:val="single"/>
-          </w:rPr>
-          <w:t>民6:24–26</w:t>
-        </w:r>
-      </w:hyperlink>
+      <w:r>
+        <w:rPr>
+          <w:lang w:val="zh_TW" w:bidi="zh_TW"/>
+        </w:rPr>
+        <w:t>民6:24–26</w:t>
+      </w:r>
       <w:r>
         <w:rPr>
           <w:lang w:val="zh_TW" w:bidi="zh_TW"/>
         </w:rPr>
         <w:t>；</w:t>
       </w:r>
-      <w:hyperlink r:id="rId30">
-        <w:r>
-          <w:rPr>
-            <w:lang w:val="zh_TW" w:bidi="zh_TW"/>
-          </w:rPr>
-          <w:rPr>
-            <w:color w:val="0000EE"/>
-            <w:u w:val="single"/>
-          </w:rPr>
-          <w:t>申10:8</w:t>
-        </w:r>
-      </w:hyperlink>
+      <w:r>
+        <w:rPr>
+          <w:lang w:val="zh_TW" w:bidi="zh_TW"/>
+        </w:rPr>
+        <w:t>申10:8</w:t>
+      </w:r>
       <w:r>
         <w:rPr>
           <w:lang w:val="zh_TW" w:bidi="zh_TW"/>
@@ -603,36 +489,24 @@
         </w:rPr>
         <w:t>地位較高者賜給地位較低者（</w:t>
       </w:r>
-      <w:hyperlink r:id="rId31">
-        <w:r>
-          <w:rPr>
-            <w:lang w:val="zh_TW" w:bidi="zh_TW"/>
-          </w:rPr>
-          <w:rPr>
-            <w:color w:val="0000EE"/>
-            <w:u w:val="single"/>
-          </w:rPr>
-          <w:t>創32:26</w:t>
-        </w:r>
-      </w:hyperlink>
+      <w:r>
+        <w:rPr>
+          <w:lang w:val="zh_TW" w:bidi="zh_TW"/>
+        </w:rPr>
+        <w:t>創32:26</w:t>
+      </w:r>
       <w:r>
         <w:rPr>
           <w:lang w:val="zh_TW" w:bidi="zh_TW"/>
         </w:rPr>
         <w:t>；</w:t>
       </w:r>
-      <w:hyperlink r:id="rId32">
-        <w:r>
-          <w:rPr>
-            <w:lang w:val="zh_TW" w:bidi="zh_TW"/>
-          </w:rPr>
-          <w:rPr>
-            <w:color w:val="0000EE"/>
-            <w:u w:val="single"/>
-          </w:rPr>
-          <w:t>來7:6–7</w:t>
-        </w:r>
-      </w:hyperlink>
+      <w:r>
+        <w:rPr>
+          <w:lang w:val="zh_TW" w:bidi="zh_TW"/>
+        </w:rPr>
+        <w:t>來7:6–7</w:t>
+      </w:r>
       <w:r>
         <w:rPr>
           <w:lang w:val="zh_TW" w:bidi="zh_TW"/>
@@ -657,18 +531,12 @@
         </w:rPr>
         <w:t>表示神的恩惠，引導人走向平安與昌盛（</w:t>
       </w:r>
-      <w:hyperlink r:id="rId33">
-        <w:r>
-          <w:rPr>
-            <w:lang w:val="zh_TW" w:bidi="zh_TW"/>
-          </w:rPr>
-          <w:rPr>
-            <w:color w:val="0000EE"/>
-            <w:u w:val="single"/>
-          </w:rPr>
-          <w:t>申28:3–7</w:t>
-        </w:r>
-      </w:hyperlink>
+      <w:r>
+        <w:rPr>
+          <w:lang w:val="zh_TW" w:bidi="zh_TW"/>
+        </w:rPr>
+        <w:t>申28:3–7</w:t>
+      </w:r>
       <w:r>
         <w:rPr>
           <w:lang w:val="zh_TW" w:bidi="zh_TW"/>
@@ -693,36 +561,24 @@
         </w:rPr>
         <w:t>承認一切能力與祝福都來自創造主。神的慈愛是一切祝福的源頭（</w:t>
       </w:r>
-      <w:hyperlink r:id="rId34">
-        <w:r>
-          <w:rPr>
-            <w:lang w:val="zh_TW" w:bidi="zh_TW"/>
-          </w:rPr>
-          <w:rPr>
-            <w:color w:val="0000EE"/>
-            <w:u w:val="single"/>
-          </w:rPr>
-          <w:t>申7:7–8</w:t>
-        </w:r>
-      </w:hyperlink>
+      <w:r>
+        <w:rPr>
+          <w:lang w:val="zh_TW" w:bidi="zh_TW"/>
+        </w:rPr>
+        <w:t>申7:7–8</w:t>
+      </w:r>
       <w:r>
         <w:rPr>
           <w:lang w:val="zh_TW" w:bidi="zh_TW"/>
         </w:rPr>
         <w:t>、</w:t>
       </w:r>
-      <w:hyperlink r:id="rId35">
-        <w:r>
-          <w:rPr>
-            <w:lang w:val="zh_TW" w:bidi="zh_TW"/>
-          </w:rPr>
-          <w:rPr>
-            <w:color w:val="0000EE"/>
-            <w:u w:val="single"/>
-          </w:rPr>
-          <w:t>12–15</w:t>
-        </w:r>
-      </w:hyperlink>
+      <w:r>
+        <w:rPr>
+          <w:lang w:val="zh_TW" w:bidi="zh_TW"/>
+        </w:rPr>
+        <w:t>12–15</w:t>
+      </w:r>
       <w:r>
         <w:rPr>
           <w:lang w:val="zh_TW" w:bidi="zh_TW"/>
@@ -757,210 +613,138 @@
         </w:rPr>
         <w:t>在新約聖經中，祝福的焦點更多轉向屬靈層面，而不只是物質方面。祝福的對象也由以色列民族轉向教會，並從暫時的祝福轉為永恆的祝福（</w:t>
       </w:r>
-      <w:hyperlink r:id="rId36">
-        <w:r>
-          <w:rPr>
-            <w:lang w:val="zh_TW" w:bidi="zh_TW"/>
-          </w:rPr>
-          <w:rPr>
-            <w:color w:val="0000EE"/>
-            <w:u w:val="single"/>
-          </w:rPr>
-          <w:t>太6:25</w:t>
-        </w:r>
-      </w:hyperlink>
+      <w:r>
+        <w:rPr>
+          <w:lang w:val="zh_TW" w:bidi="zh_TW"/>
+        </w:rPr>
+        <w:t>太6:25</w:t>
+      </w:r>
       <w:r>
         <w:rPr>
           <w:lang w:val="zh_TW" w:bidi="zh_TW"/>
         </w:rPr>
         <w:t>；</w:t>
       </w:r>
-      <w:hyperlink r:id="rId37">
-        <w:r>
-          <w:rPr>
-            <w:lang w:val="zh_TW" w:bidi="zh_TW"/>
-          </w:rPr>
-          <w:rPr>
-            <w:color w:val="0000EE"/>
-            <w:u w:val="single"/>
-          </w:rPr>
-          <w:t>弗1:3</w:t>
-        </w:r>
-      </w:hyperlink>
+      <w:r>
+        <w:rPr>
+          <w:lang w:val="zh_TW" w:bidi="zh_TW"/>
+        </w:rPr>
+        <w:t>弗1:3</w:t>
+      </w:r>
       <w:r>
         <w:rPr>
           <w:lang w:val="zh_TW" w:bidi="zh_TW"/>
         </w:rPr>
         <w:t>；</w:t>
       </w:r>
-      <w:hyperlink r:id="rId38">
-        <w:r>
-          <w:rPr>
-            <w:lang w:val="zh_TW" w:bidi="zh_TW"/>
-          </w:rPr>
-          <w:rPr>
-            <w:color w:val="0000EE"/>
-            <w:u w:val="single"/>
-          </w:rPr>
-          <w:t>彼前3:9</w:t>
-        </w:r>
-      </w:hyperlink>
+      <w:r>
+        <w:rPr>
+          <w:lang w:val="zh_TW" w:bidi="zh_TW"/>
+        </w:rPr>
+        <w:t>彼前3:9</w:t>
+      </w:r>
       <w:r>
         <w:rPr>
           <w:lang w:val="zh_TW" w:bidi="zh_TW"/>
         </w:rPr>
         <w:t>）。耶穌藉著祂的死亡，擔當了罪所帶來的咒詛（</w:t>
       </w:r>
-      <w:hyperlink r:id="rId39">
-        <w:r>
-          <w:rPr>
-            <w:lang w:val="zh_TW" w:bidi="zh_TW"/>
-          </w:rPr>
-          <w:rPr>
-            <w:color w:val="0000EE"/>
-            <w:u w:val="single"/>
-          </w:rPr>
-          <w:t>加3:13</w:t>
-        </w:r>
-      </w:hyperlink>
+      <w:r>
+        <w:rPr>
+          <w:lang w:val="zh_TW" w:bidi="zh_TW"/>
+        </w:rPr>
+        <w:t>加3:13</w:t>
+      </w:r>
       <w:r>
         <w:rPr>
           <w:lang w:val="zh_TW" w:bidi="zh_TW"/>
         </w:rPr>
         <w:t>），祂建立了神的國度（</w:t>
       </w:r>
-      <w:hyperlink r:id="rId40">
-        <w:r>
-          <w:rPr>
-            <w:lang w:val="zh_TW" w:bidi="zh_TW"/>
-          </w:rPr>
-          <w:rPr>
-            <w:color w:val="0000EE"/>
-            <w:u w:val="single"/>
-          </w:rPr>
-          <w:t>太3:2，</w:t>
-        </w:r>
-      </w:hyperlink>
-      <w:hyperlink r:id="rId41">
-        <w:r>
-          <w:rPr>
-            <w:lang w:val="zh_TW" w:bidi="zh_TW"/>
-          </w:rPr>
-          <w:rPr>
-            <w:color w:val="0000EE"/>
-            <w:u w:val="single"/>
-          </w:rPr>
-          <w:t>5:3–20</w:t>
-        </w:r>
-      </w:hyperlink>
+      <w:r>
+        <w:rPr>
+          <w:lang w:val="zh_TW" w:bidi="zh_TW"/>
+        </w:rPr>
+        <w:t>太3:2，</w:t>
+      </w:r>
+      <w:r>
+        <w:rPr>
+          <w:lang w:val="zh_TW" w:bidi="zh_TW"/>
+        </w:rPr>
+        <w:t>5:3–20</w:t>
+      </w:r>
       <w:r>
         <w:rPr>
           <w:lang w:val="zh_TW" w:bidi="zh_TW"/>
         </w:rPr>
         <w:t>；</w:t>
       </w:r>
-      <w:hyperlink r:id="rId42">
-        <w:r>
-          <w:rPr>
-            <w:lang w:val="zh_TW" w:bidi="zh_TW"/>
-          </w:rPr>
-          <w:rPr>
-            <w:color w:val="0000EE"/>
-            <w:u w:val="single"/>
-          </w:rPr>
-          <w:t>約3:3–5</w:t>
-        </w:r>
-      </w:hyperlink>
+      <w:r>
+        <w:rPr>
+          <w:lang w:val="zh_TW" w:bidi="zh_TW"/>
+        </w:rPr>
+        <w:t>約3:3–5</w:t>
+      </w:r>
       <w:r>
         <w:rPr>
           <w:lang w:val="zh_TW" w:bidi="zh_TW"/>
         </w:rPr>
         <w:t>），並賜給其子民罪得赦免的恩典（</w:t>
       </w:r>
-      <w:hyperlink r:id="rId43">
-        <w:r>
-          <w:rPr>
-            <w:lang w:val="zh_TW" w:bidi="zh_TW"/>
-          </w:rPr>
-          <w:rPr>
-            <w:color w:val="0000EE"/>
-            <w:u w:val="single"/>
-          </w:rPr>
-          <w:t>羅4:6–25</w:t>
-        </w:r>
-      </w:hyperlink>
+      <w:r>
+        <w:rPr>
+          <w:lang w:val="zh_TW" w:bidi="zh_TW"/>
+        </w:rPr>
+        <w:t>羅4:6–25</w:t>
+      </w:r>
       <w:r>
         <w:rPr>
           <w:lang w:val="zh_TW" w:bidi="zh_TW"/>
         </w:rPr>
         <w:t>）。如今，神呼召基督徒去祝福這個世界（</w:t>
       </w:r>
-      <w:hyperlink r:id="rId44">
-        <w:r>
-          <w:rPr>
-            <w:lang w:val="zh_TW" w:bidi="zh_TW"/>
-          </w:rPr>
-          <w:rPr>
-            <w:color w:val="0000EE"/>
-            <w:u w:val="single"/>
-          </w:rPr>
-          <w:t>路6:27–28</w:t>
-        </w:r>
-      </w:hyperlink>
+      <w:r>
+        <w:rPr>
+          <w:lang w:val="zh_TW" w:bidi="zh_TW"/>
+        </w:rPr>
+        <w:t>路6:27–28</w:t>
+      </w:r>
       <w:r>
         <w:rPr>
           <w:lang w:val="zh_TW" w:bidi="zh_TW"/>
         </w:rPr>
         <w:t>；</w:t>
       </w:r>
-      <w:hyperlink r:id="rId45">
-        <w:r>
-          <w:rPr>
-            <w:lang w:val="zh_TW" w:bidi="zh_TW"/>
-          </w:rPr>
-          <w:rPr>
-            <w:color w:val="0000EE"/>
-            <w:u w:val="single"/>
-          </w:rPr>
-          <w:t>羅12:14</w:t>
-        </w:r>
-      </w:hyperlink>
+      <w:r>
+        <w:rPr>
+          <w:lang w:val="zh_TW" w:bidi="zh_TW"/>
+        </w:rPr>
+        <w:t>羅12:14</w:t>
+      </w:r>
       <w:r>
         <w:rPr>
           <w:lang w:val="zh_TW" w:bidi="zh_TW"/>
         </w:rPr>
         <w:t>；另見</w:t>
       </w:r>
-      <w:hyperlink r:id="rId46">
-        <w:r>
-          <w:rPr>
-            <w:lang w:val="zh_TW" w:bidi="zh_TW"/>
-          </w:rPr>
-          <w:rPr>
-            <w:color w:val="0000EE"/>
-            <w:u w:val="single"/>
-          </w:rPr>
-          <w:t>賽19:24</w:t>
-        </w:r>
-      </w:hyperlink>
+      <w:r>
+        <w:rPr>
+          <w:lang w:val="zh_TW" w:bidi="zh_TW"/>
+        </w:rPr>
+        <w:t>賽19:24</w:t>
+      </w:r>
       <w:r>
         <w:rPr>
           <w:lang w:val="zh_TW" w:bidi="zh_TW"/>
         </w:rPr>
         <w:t>；</w:t>
       </w:r>
-      <w:hyperlink r:id="rId47">
-        <w:r>
-          <w:rPr>
-            <w:lang w:val="zh_TW" w:bidi="zh_TW"/>
-          </w:rPr>
-          <w:rPr>
-            <w:color w:val="0000EE"/>
-            <w:u w:val="single"/>
-          </w:rPr>
-          <w:t>亞8:13</w:t>
-        </w:r>
-      </w:hyperlink>
+      <w:r>
+        <w:rPr>
+          <w:lang w:val="zh_TW" w:bidi="zh_TW"/>
+        </w:rPr>
+        <w:t>亞8:13</w:t>
+      </w:r>
       <w:r>
         <w:rPr>
           <w:lang w:val="zh_TW" w:bidi="zh_TW"/>
@@ -990,384 +774,234 @@
           <w:lang w:val="zh_TW" w:bidi="zh_TW"/>
         </w:rPr>
       </w:r>
-      <w:hyperlink r:id="rId19">
-        <w:r>
-          <w:rPr>
-            <w:lang w:val="zh_TW" w:bidi="zh_TW"/>
-          </w:rPr>
-          <w:rPr>
-            <w:color w:val="0000EE"/>
-            <w:u w:val="single"/>
-          </w:rPr>
-          <w:t>創1:22</w:t>
-        </w:r>
-      </w:hyperlink>
+      <w:r>
+        <w:rPr>
+          <w:lang w:val="zh_TW" w:bidi="zh_TW"/>
+        </w:rPr>
+        <w:t>創1:22</w:t>
+      </w:r>
       <w:r>
         <w:rPr>
           <w:lang w:val="zh_TW" w:bidi="zh_TW"/>
         </w:rPr>
         <w:t>、</w:t>
       </w:r>
-      <w:hyperlink r:id="rId20">
-        <w:r>
-          <w:rPr>
-            <w:lang w:val="zh_TW" w:bidi="zh_TW"/>
-          </w:rPr>
-          <w:rPr>
-            <w:color w:val="0000EE"/>
-            <w:u w:val="single"/>
-          </w:rPr>
-          <w:t>28，</w:t>
-        </w:r>
-      </w:hyperlink>
-      <w:hyperlink r:id="rId48">
-        <w:r>
-          <w:rPr>
-            <w:lang w:val="zh_TW" w:bidi="zh_TW"/>
-          </w:rPr>
-          <w:rPr>
-            <w:color w:val="0000EE"/>
-            <w:u w:val="single"/>
-          </w:rPr>
-          <w:t>9:26–27，</w:t>
-        </w:r>
-      </w:hyperlink>
-      <w:hyperlink r:id="rId23">
-        <w:r>
-          <w:rPr>
-            <w:lang w:val="zh_TW" w:bidi="zh_TW"/>
-          </w:rPr>
-          <w:rPr>
-            <w:color w:val="0000EE"/>
-            <w:u w:val="single"/>
-          </w:rPr>
-          <w:t>12:2–3，</w:t>
-        </w:r>
-      </w:hyperlink>
-      <w:hyperlink r:id="rId49">
-        <w:r>
-          <w:rPr>
-            <w:lang w:val="zh_TW" w:bidi="zh_TW"/>
-          </w:rPr>
-          <w:rPr>
-            <w:color w:val="0000EE"/>
-            <w:u w:val="single"/>
-          </w:rPr>
-          <w:t>14:19–20，</w:t>
-        </w:r>
-      </w:hyperlink>
-      <w:hyperlink r:id="rId50">
-        <w:r>
-          <w:rPr>
-            <w:lang w:val="zh_TW" w:bidi="zh_TW"/>
-          </w:rPr>
-          <w:rPr>
-            <w:color w:val="0000EE"/>
-            <w:u w:val="single"/>
-          </w:rPr>
-          <w:t>24:59–60，</w:t>
-        </w:r>
-      </w:hyperlink>
-      <w:hyperlink r:id="rId51">
-        <w:r>
-          <w:rPr>
-            <w:lang w:val="zh_TW" w:bidi="zh_TW"/>
-          </w:rPr>
-          <w:rPr>
-            <w:color w:val="0000EE"/>
-            <w:u w:val="single"/>
-          </w:rPr>
-          <w:t>27:1–41，</w:t>
-        </w:r>
-      </w:hyperlink>
-      <w:hyperlink r:id="rId52">
-        <w:r>
-          <w:rPr>
-            <w:lang w:val="zh_TW" w:bidi="zh_TW"/>
-          </w:rPr>
-          <w:rPr>
-            <w:color w:val="0000EE"/>
-            <w:u w:val="single"/>
-          </w:rPr>
-          <w:t>28:1–4，</w:t>
-        </w:r>
-      </w:hyperlink>
-      <w:hyperlink r:id="rId53">
-        <w:r>
-          <w:rPr>
-            <w:lang w:val="zh_TW" w:bidi="zh_TW"/>
-          </w:rPr>
-          <w:rPr>
-            <w:color w:val="0000EE"/>
-            <w:u w:val="single"/>
-          </w:rPr>
-          <w:t>32:24–30，</w:t>
-        </w:r>
-      </w:hyperlink>
-      <w:hyperlink r:id="rId54">
-        <w:r>
-          <w:rPr>
-            <w:lang w:val="zh_TW" w:bidi="zh_TW"/>
-          </w:rPr>
-          <w:rPr>
-            <w:color w:val="0000EE"/>
-            <w:u w:val="single"/>
-          </w:rPr>
-          <w:t>46:1–50:26</w:t>
-        </w:r>
-      </w:hyperlink>
+      <w:r>
+        <w:rPr>
+          <w:lang w:val="zh_TW" w:bidi="zh_TW"/>
+        </w:rPr>
+        <w:t>28，</w:t>
+      </w:r>
+      <w:r>
+        <w:rPr>
+          <w:lang w:val="zh_TW" w:bidi="zh_TW"/>
+        </w:rPr>
+        <w:t>9:26–27，</w:t>
+      </w:r>
+      <w:r>
+        <w:rPr>
+          <w:lang w:val="zh_TW" w:bidi="zh_TW"/>
+        </w:rPr>
+        <w:t>12:2–3，</w:t>
+      </w:r>
+      <w:r>
+        <w:rPr>
+          <w:lang w:val="zh_TW" w:bidi="zh_TW"/>
+        </w:rPr>
+        <w:t>14:19–20，</w:t>
+      </w:r>
+      <w:r>
+        <w:rPr>
+          <w:lang w:val="zh_TW" w:bidi="zh_TW"/>
+        </w:rPr>
+        <w:t>24:59–60，</w:t>
+      </w:r>
+      <w:r>
+        <w:rPr>
+          <w:lang w:val="zh_TW" w:bidi="zh_TW"/>
+        </w:rPr>
+        <w:t>27:1–41，</w:t>
+      </w:r>
+      <w:r>
+        <w:rPr>
+          <w:lang w:val="zh_TW" w:bidi="zh_TW"/>
+        </w:rPr>
+        <w:t>28:1–4，</w:t>
+      </w:r>
+      <w:r>
+        <w:rPr>
+          <w:lang w:val="zh_TW" w:bidi="zh_TW"/>
+        </w:rPr>
+        <w:t>32:24–30，</w:t>
+      </w:r>
+      <w:r>
+        <w:rPr>
+          <w:lang w:val="zh_TW" w:bidi="zh_TW"/>
+        </w:rPr>
+        <w:t>46:1–50:26</w:t>
+      </w:r>
       <w:r>
         <w:rPr>
           <w:lang w:val="zh_TW" w:bidi="zh_TW"/>
         </w:rPr>
         <w:t>；</w:t>
       </w:r>
-      <w:hyperlink r:id="rId17">
-        <w:r>
-          <w:rPr>
-            <w:lang w:val="zh_TW" w:bidi="zh_TW"/>
-          </w:rPr>
-          <w:rPr>
-            <w:color w:val="0000EE"/>
-            <w:u w:val="single"/>
-          </w:rPr>
-          <w:t>利26:3–13</w:t>
-        </w:r>
-      </w:hyperlink>
+      <w:r>
+        <w:rPr>
+          <w:lang w:val="zh_TW" w:bidi="zh_TW"/>
+        </w:rPr>
+        <w:t>利26:3–13</w:t>
+      </w:r>
       <w:r>
         <w:rPr>
           <w:lang w:val="zh_TW" w:bidi="zh_TW"/>
         </w:rPr>
         <w:t>；</w:t>
       </w:r>
-      <w:hyperlink r:id="rId55">
-        <w:r>
-          <w:rPr>
-            <w:lang w:val="zh_TW" w:bidi="zh_TW"/>
-          </w:rPr>
-          <w:rPr>
-            <w:color w:val="0000EE"/>
-            <w:u w:val="single"/>
-          </w:rPr>
-          <w:t>民6:22–27</w:t>
-        </w:r>
-      </w:hyperlink>
+      <w:r>
+        <w:rPr>
+          <w:lang w:val="zh_TW" w:bidi="zh_TW"/>
+        </w:rPr>
+        <w:t>民6:22–27</w:t>
+      </w:r>
       <w:r>
         <w:rPr>
           <w:lang w:val="zh_TW" w:bidi="zh_TW"/>
         </w:rPr>
         <w:t>；</w:t>
       </w:r>
-      <w:hyperlink r:id="rId35">
-        <w:r>
-          <w:rPr>
-            <w:lang w:val="zh_TW" w:bidi="zh_TW"/>
-          </w:rPr>
-          <w:rPr>
-            <w:color w:val="0000EE"/>
-            <w:u w:val="single"/>
-          </w:rPr>
-          <w:t>申7:12–15，</w:t>
-        </w:r>
-      </w:hyperlink>
-      <w:hyperlink r:id="rId30">
-        <w:r>
-          <w:rPr>
-            <w:lang w:val="zh_TW" w:bidi="zh_TW"/>
-          </w:rPr>
-          <w:rPr>
-            <w:color w:val="0000EE"/>
-            <w:u w:val="single"/>
-          </w:rPr>
-          <w:t>10:8，</w:t>
-        </w:r>
-      </w:hyperlink>
-      <w:hyperlink r:id="rId56">
-        <w:r>
-          <w:rPr>
-            <w:lang w:val="zh_TW" w:bidi="zh_TW"/>
-          </w:rPr>
-          <w:rPr>
-            <w:color w:val="0000EE"/>
-            <w:u w:val="single"/>
-          </w:rPr>
-          <w:t>28:1–14，</w:t>
-        </w:r>
-      </w:hyperlink>
-      <w:hyperlink r:id="rId57">
-        <w:r>
-          <w:rPr>
-            <w:lang w:val="zh_TW" w:bidi="zh_TW"/>
-          </w:rPr>
-          <w:rPr>
-            <w:color w:val="0000EE"/>
-            <w:u w:val="single"/>
-          </w:rPr>
-          <w:t>33:1–29</w:t>
-        </w:r>
-      </w:hyperlink>
+      <w:r>
+        <w:rPr>
+          <w:lang w:val="zh_TW" w:bidi="zh_TW"/>
+        </w:rPr>
+        <w:t>申7:12–15，</w:t>
+      </w:r>
+      <w:r>
+        <w:rPr>
+          <w:lang w:val="zh_TW" w:bidi="zh_TW"/>
+        </w:rPr>
+        <w:t>10:8，</w:t>
+      </w:r>
+      <w:r>
+        <w:rPr>
+          <w:lang w:val="zh_TW" w:bidi="zh_TW"/>
+        </w:rPr>
+        <w:t>28:1–14，</w:t>
+      </w:r>
+      <w:r>
+        <w:rPr>
+          <w:lang w:val="zh_TW" w:bidi="zh_TW"/>
+        </w:rPr>
+        <w:t>33:1–29</w:t>
+      </w:r>
       <w:r>
         <w:rPr>
           <w:lang w:val="zh_TW" w:bidi="zh_TW"/>
         </w:rPr>
         <w:t>；</w:t>
       </w:r>
-      <w:hyperlink r:id="rId58">
-        <w:r>
-          <w:rPr>
-            <w:lang w:val="zh_TW" w:bidi="zh_TW"/>
-          </w:rPr>
-          <w:rPr>
-            <w:color w:val="0000EE"/>
-            <w:u w:val="single"/>
-          </w:rPr>
-          <w:t>撒上2:20–21</w:t>
-        </w:r>
-      </w:hyperlink>
+      <w:r>
+        <w:rPr>
+          <w:lang w:val="zh_TW" w:bidi="zh_TW"/>
+        </w:rPr>
+        <w:t>撒上2:20–21</w:t>
+      </w:r>
       <w:r>
         <w:rPr>
           <w:lang w:val="zh_TW" w:bidi="zh_TW"/>
         </w:rPr>
         <w:t>；</w:t>
       </w:r>
-      <w:hyperlink r:id="rId59">
-        <w:r>
-          <w:rPr>
-            <w:lang w:val="zh_TW" w:bidi="zh_TW"/>
-          </w:rPr>
-          <w:rPr>
-            <w:color w:val="0000EE"/>
-            <w:u w:val="single"/>
-          </w:rPr>
-          <w:t>詩128:1–6</w:t>
-        </w:r>
-      </w:hyperlink>
+      <w:r>
+        <w:rPr>
+          <w:lang w:val="zh_TW" w:bidi="zh_TW"/>
+        </w:rPr>
+        <w:t>詩128:1–6</w:t>
+      </w:r>
       <w:r>
         <w:rPr>
           <w:lang w:val="zh_TW" w:bidi="zh_TW"/>
         </w:rPr>
         <w:t>；</w:t>
       </w:r>
-      <w:hyperlink r:id="rId60">
-        <w:r>
-          <w:rPr>
-            <w:lang w:val="zh_TW" w:bidi="zh_TW"/>
-          </w:rPr>
-          <w:rPr>
-            <w:color w:val="0000EE"/>
-            <w:u w:val="single"/>
-          </w:rPr>
-          <w:t>太5:3–12</w:t>
-        </w:r>
-      </w:hyperlink>
+      <w:r>
+        <w:rPr>
+          <w:lang w:val="zh_TW" w:bidi="zh_TW"/>
+        </w:rPr>
+        <w:t>太5:3–12</w:t>
+      </w:r>
       <w:r>
         <w:rPr>
           <w:lang w:val="zh_TW" w:bidi="zh_TW"/>
         </w:rPr>
         <w:t>；</w:t>
       </w:r>
-      <w:hyperlink r:id="rId44">
-        <w:r>
-          <w:rPr>
-            <w:lang w:val="zh_TW" w:bidi="zh_TW"/>
-          </w:rPr>
-          <w:rPr>
-            <w:color w:val="0000EE"/>
-            <w:u w:val="single"/>
-          </w:rPr>
-          <w:t>路6:27–28</w:t>
-        </w:r>
-      </w:hyperlink>
+      <w:r>
+        <w:rPr>
+          <w:lang w:val="zh_TW" w:bidi="zh_TW"/>
+        </w:rPr>
+        <w:t>路6:27–28</w:t>
+      </w:r>
       <w:r>
         <w:rPr>
           <w:lang w:val="zh_TW" w:bidi="zh_TW"/>
         </w:rPr>
         <w:t>；</w:t>
       </w:r>
-      <w:hyperlink r:id="rId45">
-        <w:r>
-          <w:rPr>
-            <w:lang w:val="zh_TW" w:bidi="zh_TW"/>
-          </w:rPr>
-          <w:rPr>
-            <w:color w:val="0000EE"/>
-            <w:u w:val="single"/>
-          </w:rPr>
-          <w:t>羅12:14</w:t>
-        </w:r>
-      </w:hyperlink>
+      <w:r>
+        <w:rPr>
+          <w:lang w:val="zh_TW" w:bidi="zh_TW"/>
+        </w:rPr>
+        <w:t>羅12:14</w:t>
+      </w:r>
       <w:r>
         <w:rPr>
           <w:lang w:val="zh_TW" w:bidi="zh_TW"/>
         </w:rPr>
         <w:t>；</w:t>
       </w:r>
-      <w:hyperlink r:id="rId61">
-        <w:r>
-          <w:rPr>
-            <w:lang w:val="zh_TW" w:bidi="zh_TW"/>
-          </w:rPr>
-          <w:rPr>
-            <w:color w:val="0000EE"/>
-            <w:u w:val="single"/>
-          </w:rPr>
-          <w:t>加3:13–14</w:t>
-        </w:r>
-      </w:hyperlink>
+      <w:r>
+        <w:rPr>
+          <w:lang w:val="zh_TW" w:bidi="zh_TW"/>
+        </w:rPr>
+        <w:t>加3:13–14</w:t>
+      </w:r>
       <w:r>
         <w:rPr>
           <w:lang w:val="zh_TW" w:bidi="zh_TW"/>
         </w:rPr>
         <w:t>；</w:t>
       </w:r>
-      <w:hyperlink r:id="rId37">
-        <w:r>
-          <w:rPr>
-            <w:lang w:val="zh_TW" w:bidi="zh_TW"/>
-          </w:rPr>
-          <w:rPr>
-            <w:color w:val="0000EE"/>
-            <w:u w:val="single"/>
-          </w:rPr>
-          <w:t>弗1:3</w:t>
-        </w:r>
-      </w:hyperlink>
+      <w:r>
+        <w:rPr>
+          <w:lang w:val="zh_TW" w:bidi="zh_TW"/>
+        </w:rPr>
+        <w:t>弗1:3</w:t>
+      </w:r>
       <w:r>
         <w:rPr>
           <w:lang w:val="zh_TW" w:bidi="zh_TW"/>
         </w:rPr>
         <w:t>；</w:t>
       </w:r>
-      <w:hyperlink r:id="rId32">
-        <w:r>
-          <w:rPr>
-            <w:lang w:val="zh_TW" w:bidi="zh_TW"/>
-          </w:rPr>
-          <w:rPr>
-            <w:color w:val="0000EE"/>
-            <w:u w:val="single"/>
-          </w:rPr>
-          <w:t>來7:6–7</w:t>
-        </w:r>
-      </w:hyperlink>
+      <w:r>
+        <w:rPr>
+          <w:lang w:val="zh_TW" w:bidi="zh_TW"/>
+        </w:rPr>
+        <w:t>來7:6–7</w:t>
+      </w:r>
       <w:r>
         <w:rPr>
           <w:lang w:val="zh_TW" w:bidi="zh_TW"/>
         </w:rPr>
         <w:t>；</w:t>
       </w:r>
-      <w:hyperlink r:id="rId38">
-        <w:r>
-          <w:rPr>
-            <w:lang w:val="zh_TW" w:bidi="zh_TW"/>
-          </w:rPr>
-          <w:rPr>
-            <w:color w:val="0000EE"/>
-            <w:u w:val="single"/>
-          </w:rPr>
-          <w:t>彼前3:9</w:t>
-        </w:r>
-      </w:hyperlink>
+      <w:r>
+        <w:rPr>
+          <w:lang w:val="zh_TW" w:bidi="zh_TW"/>
+        </w:rPr>
+        <w:t>彼前3:9</w:t>
+      </w:r>
       <w:r>
         <w:rPr>
           <w:lang w:val="zh_TW" w:bidi="zh_TW"/>
